--- a/Docs/AoD_Level_Structure.docx
+++ b/Docs/AoD_Level_Structure.docx
@@ -1999,6 +1999,467 @@
     </w:p>
     <w:p>
       <w:pPr>
+        <w:spacing w:after="120"/>
+      </w:pPr>
+      <w:r>
+        <w:rPr>
+          <w:i w:val="0"/>
+        </w:rPr>
+        <w:t>The material type is a number (TextureMode) whose bits tell which textures to use. The PC game reads it differently for rooms and for characters (verified in the TRAOD_P4.exe executable): the same value does not always give the same effect.</w:t>
+      </w:r>
+    </w:p>
+    <w:tbl>
+      <w:tblPr>
+        <w:tblStyle w:val="TableGrid"/>
+        <w:tblW w:type="auto" w:w="0"/>
+        <w:jc w:val="center"/>
+        <w:tblLook w:firstColumn="1" w:firstRow="1" w:lastColumn="0" w:lastRow="0" w:noHBand="0" w:noVBand="1" w:val="04A0"/>
+      </w:tblPr>
+      <w:tblGrid>
+        <w:gridCol w:w="3249"/>
+        <w:gridCol w:w="3249"/>
+        <w:gridCol w:w="3249"/>
+      </w:tblGrid>
+      <w:tr>
+        <w:tc>
+          <w:tcPr>
+            <w:tcW w:type="dxa" w:w="2041"/>
+            <w:shd w:val="clear" w:color="auto" w:fill="4C78A8"/>
+          </w:tcPr>
+          <w:p>
+            <w:r/>
+            <w:r>
+              <w:rPr>
+                <w:b/>
+                <w:color w:val="FFFFFF"/>
+                <w:sz w:val="19"/>
+              </w:rPr>
+              <w:t>Value</w:t>
+            </w:r>
+          </w:p>
+        </w:tc>
+        <w:tc>
+          <w:tcPr>
+            <w:tcW w:type="dxa" w:w="3515"/>
+            <w:shd w:val="clear" w:color="auto" w:fill="4C78A8"/>
+          </w:tcPr>
+          <w:p>
+            <w:r/>
+            <w:r>
+              <w:rPr>
+                <w:b/>
+                <w:color w:val="FFFFFF"/>
+                <w:sz w:val="19"/>
+              </w:rPr>
+              <w:t>Rooms and objects (ZONE)</w:t>
+            </w:r>
+          </w:p>
+        </w:tc>
+        <w:tc>
+          <w:tcPr>
+            <w:tcW w:type="dxa" w:w="3798"/>
+            <w:shd w:val="clear" w:color="auto" w:fill="4C78A8"/>
+          </w:tcPr>
+          <w:p>
+            <w:r/>
+            <w:r>
+              <w:rPr>
+                <w:b/>
+                <w:color w:val="FFFFFF"/>
+                <w:sz w:val="19"/>
+              </w:rPr>
+              <w:t>Characters (CHR)</w:t>
+            </w:r>
+          </w:p>
+        </w:tc>
+      </w:tr>
+      <w:tr>
+        <w:tc>
+          <w:tcPr>
+            <w:tcW w:type="dxa" w:w="2041"/>
+          </w:tcPr>
+          <w:p>
+            <w:r/>
+            <w:r>
+              <w:rPr>
+                <w:sz w:val="19"/>
+              </w:rPr>
+              <w:t>0x04 / 0x08 / 0x0C</w:t>
+            </w:r>
+          </w:p>
+        </w:tc>
+        <w:tc>
+          <w:tcPr>
+            <w:tcW w:type="dxa" w:w="3515"/>
+          </w:tcPr>
+          <w:p>
+            <w:r/>
+            <w:r>
+              <w:rPr>
+                <w:sz w:val="19"/>
+              </w:rPr>
+              <w:t>Color / Bump / Color + bump</w:t>
+            </w:r>
+          </w:p>
+        </w:tc>
+        <w:tc>
+          <w:tcPr>
+            <w:tcW w:type="dxa" w:w="3798"/>
+          </w:tcPr>
+          <w:p>
+            <w:r/>
+            <w:r>
+              <w:rPr>
+                <w:sz w:val="19"/>
+              </w:rPr>
+              <w:t>same</w:t>
+            </w:r>
+          </w:p>
+        </w:tc>
+      </w:tr>
+      <w:tr>
+        <w:tc>
+          <w:tcPr>
+            <w:tcW w:type="dxa" w:w="2041"/>
+            <w:shd w:val="clear" w:color="auto" w:fill="EEF2F7"/>
+          </w:tcPr>
+          <w:p>
+            <w:r/>
+            <w:r>
+              <w:rPr>
+                <w:sz w:val="19"/>
+              </w:rPr>
+              <w:t>bit 0x10</w:t>
+            </w:r>
+          </w:p>
+        </w:tc>
+        <w:tc>
+          <w:tcPr>
+            <w:tcW w:type="dxa" w:w="3515"/>
+            <w:shd w:val="clear" w:color="auto" w:fill="EEF2F7"/>
+          </w:tcPr>
+          <w:p>
+            <w:r/>
+            <w:r>
+              <w:rPr>
+                <w:sz w:val="19"/>
+              </w:rPr>
+              <w:t>Shadow map (precomputed lighting)</w:t>
+            </w:r>
+          </w:p>
+        </w:tc>
+        <w:tc>
+          <w:tcPr>
+            <w:tcW w:type="dxa" w:w="3798"/>
+            <w:shd w:val="clear" w:color="auto" w:fill="EEF2F7"/>
+          </w:tcPr>
+          <w:p>
+            <w:r/>
+            <w:r>
+              <w:rPr>
+                <w:sz w:val="19"/>
+              </w:rPr>
+              <w:t>not used</w:t>
+            </w:r>
+          </w:p>
+        </w:tc>
+      </w:tr>
+      <w:tr>
+        <w:tc>
+          <w:tcPr>
+            <w:tcW w:type="dxa" w:w="2041"/>
+          </w:tcPr>
+          <w:p>
+            <w:r/>
+            <w:r>
+              <w:rPr>
+                <w:sz w:val="19"/>
+              </w:rPr>
+              <w:t>bit 0x20</w:t>
+            </w:r>
+          </w:p>
+        </w:tc>
+        <w:tc>
+          <w:tcPr>
+            <w:tcW w:type="dxa" w:w="3515"/>
+          </w:tcPr>
+          <w:p>
+            <w:r/>
+            <w:r>
+              <w:rPr>
+                <w:sz w:val="19"/>
+              </w:rPr>
+              <w:t>ignored</w:t>
+            </w:r>
+          </w:p>
+        </w:tc>
+        <w:tc>
+          <w:tcPr>
+            <w:tcW w:type="dxa" w:w="3798"/>
+          </w:tcPr>
+          <w:p>
+            <w:r/>
+            <w:r>
+              <w:rPr>
+                <w:sz w:val="19"/>
+              </w:rPr>
+              <w:t>Specular (0x2C is the most common character type)</w:t>
+            </w:r>
+          </w:p>
+        </w:tc>
+      </w:tr>
+      <w:tr>
+        <w:tc>
+          <w:tcPr>
+            <w:tcW w:type="dxa" w:w="2041"/>
+            <w:shd w:val="clear" w:color="auto" w:fill="EEF2F7"/>
+          </w:tcPr>
+          <w:p>
+            <w:r/>
+            <w:r>
+              <w:rPr>
+                <w:sz w:val="19"/>
+              </w:rPr>
+              <w:t>bit 0x40</w:t>
+            </w:r>
+          </w:p>
+        </w:tc>
+        <w:tc>
+          <w:tcPr>
+            <w:tcW w:type="dxa" w:w="3515"/>
+            <w:shd w:val="clear" w:color="auto" w:fill="EEF2F7"/>
+          </w:tcPr>
+          <w:p>
+            <w:r/>
+            <w:r>
+              <w:rPr>
+                <w:sz w:val="19"/>
+              </w:rPr>
+              <w:t>Environment reflection (env map)</w:t>
+            </w:r>
+          </w:p>
+        </w:tc>
+        <w:tc>
+          <w:tcPr>
+            <w:tcW w:type="dxa" w:w="3798"/>
+            <w:shd w:val="clear" w:color="auto" w:fill="EEF2F7"/>
+          </w:tcPr>
+          <w:p>
+            <w:r/>
+            <w:r>
+              <w:rPr>
+                <w:sz w:val="19"/>
+              </w:rPr>
+              <w:t>Environment reflection</w:t>
+            </w:r>
+          </w:p>
+        </w:tc>
+      </w:tr>
+      <w:tr>
+        <w:tc>
+          <w:tcPr>
+            <w:tcW w:type="dxa" w:w="2041"/>
+          </w:tcPr>
+          <w:p>
+            <w:r/>
+            <w:r>
+              <w:rPr>
+                <w:sz w:val="19"/>
+              </w:rPr>
+              <w:t>0x84 / 0x8C / 0x9C</w:t>
+            </w:r>
+          </w:p>
+        </w:tc>
+        <w:tc>
+          <w:tcPr>
+            <w:tcW w:type="dxa" w:w="3515"/>
+          </w:tcPr>
+          <w:p>
+            <w:r/>
+            <w:r>
+              <w:rPr>
+                <w:sz w:val="19"/>
+              </w:rPr>
+              <w:t>Fur / Metal / Glass</w:t>
+            </w:r>
+          </w:p>
+        </w:tc>
+        <w:tc>
+          <w:tcPr>
+            <w:tcW w:type="dxa" w:w="3798"/>
+          </w:tcPr>
+          <w:p>
+            <w:r/>
+            <w:r>
+              <w:rPr>
+                <w:sz w:val="19"/>
+              </w:rPr>
+              <w:t>same</w:t>
+            </w:r>
+          </w:p>
+        </w:tc>
+      </w:tr>
+      <w:tr>
+        <w:tc>
+          <w:tcPr>
+            <w:tcW w:type="dxa" w:w="2041"/>
+            <w:shd w:val="clear" w:color="auto" w:fill="EEF2F7"/>
+          </w:tcPr>
+          <w:p>
+            <w:r/>
+            <w:r>
+              <w:rPr>
+                <w:sz w:val="19"/>
+              </w:rPr>
+              <w:t>0x80 / 0x88 / 0x90</w:t>
+            </w:r>
+          </w:p>
+        </w:tc>
+        <w:tc>
+          <w:tcPr>
+            <w:tcW w:type="dxa" w:w="3515"/>
+            <w:shd w:val="clear" w:color="auto" w:fill="EEF2F7"/>
+          </w:tcPr>
+          <w:p>
+            <w:r/>
+            <w:r>
+              <w:rPr>
+                <w:sz w:val="19"/>
+              </w:rPr>
+              <w:t>unknown</w:t>
+            </w:r>
+          </w:p>
+        </w:tc>
+        <w:tc>
+          <w:tcPr>
+            <w:tcW w:type="dxa" w:w="3798"/>
+            <w:shd w:val="clear" w:color="auto" w:fill="EEF2F7"/>
+          </w:tcPr>
+          <w:p>
+            <w:r/>
+            <w:r>
+              <w:rPr>
+                <w:sz w:val="19"/>
+              </w:rPr>
+              <w:t>Iridescence / Hair / Skin</w:t>
+            </w:r>
+          </w:p>
+        </w:tc>
+      </w:tr>
+      <w:tr>
+        <w:tc>
+          <w:tcPr>
+            <w:tcW w:type="dxa" w:w="2041"/>
+          </w:tcPr>
+          <w:p>
+            <w:r/>
+            <w:r>
+              <w:rPr>
+                <w:sz w:val="19"/>
+              </w:rPr>
+              <w:t>0x94</w:t>
+            </w:r>
+          </w:p>
+        </w:tc>
+        <w:tc>
+          <w:tcPr>
+            <w:tcW w:type="dxa" w:w="3515"/>
+          </w:tcPr>
+          <w:p>
+            <w:r/>
+            <w:r>
+              <w:rPr>
+                <w:sz w:val="19"/>
+              </w:rPr>
+              <w:t>Self-illuminated</w:t>
+            </w:r>
+          </w:p>
+        </w:tc>
+        <w:tc>
+          <w:tcPr>
+            <w:tcW w:type="dxa" w:w="3798"/>
+          </w:tcPr>
+          <w:p>
+            <w:r/>
+            <w:r>
+              <w:rPr>
+                <w:sz w:val="19"/>
+              </w:rPr>
+              <w:t>Color + bump, self-illuminated</w:t>
+            </w:r>
+          </w:p>
+        </w:tc>
+      </w:tr>
+      <w:tr>
+        <w:tc>
+          <w:tcPr>
+            <w:tcW w:type="dxa" w:w="2041"/>
+            <w:shd w:val="clear" w:color="auto" w:fill="EEF2F7"/>
+          </w:tcPr>
+          <w:p>
+            <w:r/>
+            <w:r>
+              <w:rPr>
+                <w:sz w:val="19"/>
+              </w:rPr>
+              <w:t>0x98</w:t>
+            </w:r>
+          </w:p>
+        </w:tc>
+        <w:tc>
+          <w:tcPr>
+            <w:tcW w:type="dxa" w:w="3515"/>
+            <w:shd w:val="clear" w:color="auto" w:fill="EEF2F7"/>
+          </w:tcPr>
+          <w:p>
+            <w:r/>
+            <w:r>
+              <w:rPr>
+                <w:sz w:val="19"/>
+              </w:rPr>
+              <w:t>Snow</w:t>
+            </w:r>
+          </w:p>
+        </w:tc>
+        <w:tc>
+          <w:tcPr>
+            <w:tcW w:type="dxa" w:w="3798"/>
+            <w:shd w:val="clear" w:color="auto" w:fill="EEF2F7"/>
+          </w:tcPr>
+          <w:p>
+            <w:r/>
+            <w:r>
+              <w:rPr>
+                <w:sz w:val="19"/>
+              </w:rPr>
+              <w:t>-</w:t>
+            </w:r>
+          </w:p>
+        </w:tc>
+      </w:tr>
+    </w:tbl>
+    <w:p>
+      <w:r>
+        <w:rPr>
+          <w:i/>
+          <w:sz w:val="18"/>
+        </w:rPr>
+        <w:t>Table 4 - Material types in the PC game</w:t>
+      </w:r>
+    </w:p>
+    <w:p>
+      <w:pPr>
+        <w:spacing w:after="120"/>
+      </w:pPr>
+      <w:r>
+        <w:rPr>
+          <w:i w:val="0"/>
+        </w:rPr>
+        <w:t>The two lowest bits of the type and the field believed to mean "double sided" together form the blend mode: opaque, transparent, additive, cut-out (alpha test), subtractive or opaque visible from both sides. Every mode except plain opaque draws the faces from both sides.</w:t>
+      </w:r>
+    </w:p>
+    <w:p>
+      <w:pPr>
         <w:pStyle w:val="Heading1"/>
       </w:pPr>
       <w:r>
@@ -2321,7 +2782,7 @@
           <w:i/>
           <w:sz w:val="18"/>
         </w:rPr>
-        <w:t>Table 4 - How objects are placed</w:t>
+        <w:t>Table 5 - How objects are placed</w:t>
       </w:r>
     </w:p>
     <w:p>
@@ -2562,7 +3023,7 @@
           <w:i/>
           <w:sz w:val="18"/>
         </w:rPr>
-        <w:t>Table 5 - What the attribute of a collision triangle says</w:t>
+        <w:t>Table 6 - What the attribute of a collision triangle says</w:t>
       </w:r>
     </w:p>
     <w:p>
@@ -2865,7 +3326,18 @@
           <w:i/>
           <w:sz w:val="18"/>
         </w:rPr>
-        <w:t>Table 6 - The character files</w:t>
+        <w:t>Table 7 - The character files</w:t>
+      </w:r>
+    </w:p>
+    <w:p>
+      <w:pPr>
+        <w:spacing w:after="120"/>
+      </w:pPr>
+      <w:r>
+        <w:rPr>
+          <w:i w:val="0"/>
+        </w:rPr>
+        <w:t>Animations also contain events tied to frames: sounds (including footsteps, which change with the surface type), overlaid animations (for example a nod during a dialogue), facial expressions, objects that appear and disappear (the pistol moving from the holster to the hand) and effects attached to bones (a weapon's muzzle flash). TRAODLE writes them in a text file for each CAL (&lt;CAL&gt;_EVENTS.txt) and, to see them in Maya, as animated attributes of an &lt;animation&gt;_EVENTS node. The rules for moving from one animation to another are in &lt;CAL&gt;_TRANSITIONS.txt.</w:t>
       </w:r>
     </w:p>
     <w:p>
@@ -3318,7 +3790,7 @@
           <w:i/>
           <w:sz w:val="18"/>
         </w:rPr>
-        <w:t>Table 7 - Trigger flags</w:t>
+        <w:t>Table 8 - Trigger flags</w:t>
       </w:r>
     </w:p>
     <w:p>
@@ -3660,7 +4132,7 @@
           <w:i/>
           <w:sz w:val="18"/>
         </w:rPr>
-        <w:t>Table 8 - The three emitter shapes</w:t>
+        <w:t>Table 9 - The three emitter shapes</w:t>
       </w:r>
     </w:p>
     <w:p>
@@ -3922,7 +4394,7 @@
           <w:i/>
           <w:sz w:val="18"/>
         </w:rPr>
-        <w:t>Table 9 - The cutscene files</w:t>
+        <w:t>Table 10 - The cutscene files</w:t>
       </w:r>
     </w:p>
     <w:p>
@@ -4140,7 +4612,7 @@
               <w:rPr>
                 <w:sz w:val="19"/>
               </w:rPr>
-              <w:t>One scene per animation (using the character as a reference) and an FBX with all the animations</w:t>
+              <w:t>One scene per animation (using the character as a reference), an FBX with all the animations, events and transitions as text, one assembled scene per cutscene</w:t>
             </w:r>
           </w:p>
         </w:tc>
@@ -4172,7 +4644,7 @@
               <w:rPr>
                 <w:sz w:val="19"/>
               </w:rPr>
-              <w:t>Cutscene cameras</w:t>
+              <w:t>Cutscene cameras, in-game cameras (fixed and on rails) and script camera sequences</w:t>
             </w:r>
           </w:p>
         </w:tc>
@@ -4246,7 +4718,7 @@
           <w:i/>
           <w:sz w:val="18"/>
         </w:rPr>
-        <w:t>Table 10 - The folders created by TRAODLE</w:t>
+        <w:t>Table 11 - The folders created by TRAODLE</w:t>
       </w:r>
     </w:p>
     <w:p>
@@ -4257,7 +4729,18 @@
         <w:rPr>
           <w:i w:val="0"/>
         </w:rPr>
-        <w:t>The information that has no direct equivalent in Maya is stored as custom attributes of the nodes (Extra Attributes), for example the room number, the visible rooms, the object slot, the class (objectTemplate), the effect type or the actions of a trigger.</w:t>
+        <w:t>The information that has no direct equivalent in Maya is stored as custom attributes of the nodes (Extra Attributes), for example the room number, the visible rooms, the object slot, the class (objectTemplate), the effect type or the actions of a trigger. The decoded node fields are added too: room reverb and Fakes visibility, object flags and database key, character flags and weight, water and audio parameters, object mesh flags.</w:t>
+      </w:r>
+    </w:p>
+    <w:p>
+      <w:pPr>
+        <w:spacing w:after="120"/>
+      </w:pPr>
+      <w:r>
+        <w:rPr>
+          <w:i w:val="0"/>
+        </w:rPr>
+        <w:t>For now FBX writing is disabled (a switch in TRAODLE's code): the reference scenes are the MA files.</w:t>
       </w:r>
     </w:p>
     <w:p>
@@ -4512,6 +4995,36 @@
           </w:p>
         </w:tc>
       </w:tr>
+      <w:tr>
+        <w:tc>
+          <w:tcPr>
+            <w:tcW w:type="dxa" w:w="3118"/>
+          </w:tcPr>
+          <w:p>
+            <w:r/>
+            <w:r>
+              <w:rPr>
+                <w:sz w:val="19"/>
+              </w:rPr>
+              <w:t>Scripts (SCX)</w:t>
+            </w:r>
+          </w:p>
+        </w:tc>
+        <w:tc>
+          <w:tcPr>
+            <w:tcW w:type="dxa" w:w="6236"/>
+          </w:tcPr>
+          <w:p>
+            <w:r/>
+            <w:r>
+              <w:rPr>
+                <w:sz w:val="19"/>
+              </w:rPr>
+              <w:t>To do: TRAODLI will recompile them from the decompiled .p files with a new Small compiler</w:t>
+            </w:r>
+          </w:p>
+        </w:tc>
+      </w:tr>
     </w:tbl>
     <w:p>
       <w:r>
@@ -4519,7 +5032,18 @@
           <w:i/>
           <w:sz w:val="18"/>
         </w:rPr>
-        <w:t>Table 11 - Status of the reverse path</w:t>
+        <w:t>Table 12 - Status of the reverse path</w:t>
+      </w:r>
+    </w:p>
+    <w:p>
+      <w:pPr>
+        <w:spacing w:after="120"/>
+      </w:pPr>
+      <w:r>
+        <w:rPr>
+          <w:i w:val="0"/>
+        </w:rPr>
+        <w:t>The plan: first the updated structures and the GMX writer, verified by writing an original level back byte for byte; then one format at a time, each checked with the full round trip (export with TRAODLE, import with TRAODLI, comparison with the original file); finally the script compiler.</w:t>
       </w:r>
     </w:p>
     <w:p>
